--- a/lab/Lab2_CH6_HW/第六章智能體框架作業_group4.docx
+++ b/lab/Lab2_CH6_HW/第六章智能體框架作業_group4.docx
@@ -579,7 +579,7 @@
                 <w:szCs w:val="28"/>
                 <w:lang w:eastAsia="zh-TW"/>
               </w:rPr>
-              <w:t>多角色協同開發與任務協商</w:t>
+              <w:t xml:space="preserve">流程固定的多角色協同開發</w:t>
             </w:r>
           </w:p>
           <w:p>
@@ -715,7 +715,7 @@
                 <w:szCs w:val="28"/>
                 <w:lang w:eastAsia="zh-TW"/>
               </w:rPr>
-              <w:t>代碼審查員審查</w:t>
+              <w:t xml:space="preserve">程式碼審查員審查</w:t>
             </w:r>
             <w:r>
               <w:rPr>
@@ -816,7 +816,7 @@
                 <w:szCs w:val="28"/>
                 <w:lang w:eastAsia="zh-TW"/>
               </w:rPr>
-              <w:t>工程師及代碼審查員依序發言進行團隊分工</w:t>
+              <w:t xml:space="preserve">工程師、程式碼審查員與 UserProxyAgent 依預定順序輪流發言，以對話驅動協作完成固定流程</w:t>
             </w:r>
             <w:r>
               <w:rPr>
@@ -824,16 +824,7 @@
                 <w:sz w:val="22"/>
                 <w:szCs w:val="28"/>
               </w:rPr>
-              <w:t>，</w:t>
-            </w:r>
-            <w:r>
-              <w:rPr>
-                <w:rFonts w:ascii="Times New Roman" w:eastAsia="標楷體" w:hAnsi="Times New Roman" w:cs="Times New Roman" w:hint="eastAsia"/>
-                <w:sz w:val="22"/>
-                <w:szCs w:val="28"/>
-                <w:lang w:eastAsia="zh-TW"/>
-              </w:rPr>
-              <w:t>而</w:t>
+              <w:t xml:space="preserve">；</w:t>
             </w:r>
             <w:r>
               <w:rPr>
@@ -841,7 +832,7 @@
                 <w:sz w:val="22"/>
                 <w:szCs w:val="28"/>
               </w:rPr>
-              <w:t xml:space="preserve"> U</w:t>
+              <w:t xml:space="preserve">U</w:t>
             </w:r>
             <w:proofErr w:type="spellStart"/>
             <w:r>
@@ -869,7 +860,7 @@
                 <w:szCs w:val="28"/>
                 <w:lang w:eastAsia="zh-TW"/>
               </w:rPr>
-              <w:t>則</w:t>
+              <w:t xml:space="preserve">則作為人類在環的介面，</w:t>
             </w:r>
             <w:r>
               <w:rPr>
@@ -877,7 +868,7 @@
                 <w:sz w:val="22"/>
                 <w:szCs w:val="28"/>
               </w:rPr>
-              <w:t>支援人類在環的代碼執行與驗收</w:t>
+              <w:t xml:space="preserve">負責執行與驗收程式碼，並在完成後發出 TERMINATE 結束對話。</w:t>
             </w:r>
           </w:p>
         </w:tc>
@@ -1034,7 +1025,7 @@
                 <w:szCs w:val="28"/>
                 <w:lang w:eastAsia="zh-TW"/>
               </w:rPr>
-              <w:t>）與</w:t>
+              <w:t xml:space="preserve">，可動態建立狼人專屬的私密頻道）與</w:t>
             </w:r>
             <w:proofErr w:type="spellStart"/>
             <w:r>
@@ -1054,7 +1045,7 @@
                 <w:szCs w:val="28"/>
                 <w:lang w:eastAsia="zh-TW"/>
               </w:rPr>
-              <w:t>，原生支援分散式部署與容錯持久化，能有效避免線程阻塞與狀態混亂。</w:t>
+              <w:t xml:space="preserve">（並行收集所有玩家的同時投票），原生支援分散式部署與容錯持久化；訊息收發異步解耦、無需相互等待，避免了傳統狀態機的僵硬與複雜。</w:t>
             </w:r>
           </w:p>
         </w:tc>
@@ -1197,7 +1188,7 @@
                 <w:szCs w:val="28"/>
                 <w:lang w:eastAsia="zh-TW"/>
               </w:rPr>
-              <w:t>如心理學相關書籍，藉由</w:t>
+              <w:t xml:space="preserve">如拖延症心理學書籍，由</w:t>
             </w:r>
             <w:r>
               <w:rPr>
@@ -1224,7 +1215,7 @@
                 <w:szCs w:val="28"/>
                 <w:lang w:eastAsia="zh-TW"/>
               </w:rPr>
-              <w:t>心理學家」提供學術理論、「</w:t>
+              <w:t xml:space="preserve">作家」擔任 user，提出寫作結構與要求並負責科普轉譯；「</w:t>
             </w:r>
             <w:r>
               <w:rPr>
@@ -1242,34 +1233,7 @@
                 <w:szCs w:val="28"/>
                 <w:lang w:eastAsia="zh-TW"/>
               </w:rPr>
-              <w:t>作家」進行科普轉譯</w:t>
-            </w:r>
-            <w:r>
-              <w:rPr>
-                <w:rFonts w:ascii="Times New Roman" w:eastAsia="標楷體" w:hAnsi="Times New Roman" w:cs="Times New Roman" w:hint="eastAsia"/>
-                <w:sz w:val="22"/>
-                <w:szCs w:val="28"/>
-                <w:lang w:eastAsia="zh-TW"/>
-              </w:rPr>
-              <w:t>及</w:t>
-            </w:r>
-            <w:r>
-              <w:rPr>
-                <w:rFonts w:ascii="Times New Roman" w:eastAsia="標楷體" w:hAnsi="Times New Roman" w:cs="Times New Roman"/>
-                <w:sz w:val="22"/>
-                <w:szCs w:val="28"/>
-                <w:lang w:eastAsia="zh-TW"/>
-              </w:rPr>
-              <w:t>編排</w:t>
-            </w:r>
-            <w:r>
-              <w:rPr>
-                <w:rFonts w:ascii="Times New Roman" w:eastAsia="標楷體" w:hAnsi="Times New Roman" w:cs="Times New Roman" w:hint="eastAsia"/>
-                <w:sz w:val="22"/>
-                <w:szCs w:val="28"/>
-                <w:lang w:eastAsia="zh-TW"/>
-              </w:rPr>
-              <w:t>撰寫</w:t>
+              <w:t xml:space="preserve">心理學家」擔任 assistant，提供學術理論與專業內容</w:t>
             </w:r>
             <w:r>
               <w:rPr>
@@ -1612,7 +1576,28 @@
                 <w:szCs w:val="28"/>
                 <w:lang w:eastAsia="zh-TW"/>
               </w:rPr>
-              <w:t>人工複查</w:t>
+              <w:t>人工複核</w:t>
+            </w:r>
+            <m:oMath>
+              <m:r>
+                <w:rPr>
+                  <w:rFonts w:ascii="Cambria Math" w:eastAsia="標楷體" w:hAnsi="Cambria Math" w:cs="Times New Roman"/>
+                  <w:sz w:val="22"/>
+                  <w:szCs w:val="28"/>
+                  <w:lang w:eastAsia="zh-TW"/>
+                </w:rPr>
+                <m:t>→</m:t>
+              </m:r>
+            </m:oMath>
+            <w:r>
+              <w:rPr>
+                <w:rFonts w:ascii="標楷體" w:eastAsia="標楷體" w:hAnsi="標楷體" w:cs="Times New Roman" w:hint="eastAsia"/>
+                <w:color w:val="000000" w:themeColor="text1"/>
+                <w:sz w:val="22"/>
+                <w:szCs w:val="28"/>
+                <w:lang w:eastAsia="zh-TW"/>
+              </w:rPr>
+              <w:t>最終決策</w:t>
             </w:r>
             <w:r>
               <w:rPr>
@@ -1768,7 +1753,7 @@
                 <w:szCs w:val="28"/>
                 <w:lang w:eastAsia="zh-TW"/>
               </w:rPr>
-              <w:t>實現可控</w:t>
+              <w:t xml:space="preserve">實現可控、可追溯且可審計</w:t>
             </w:r>
             <w:r>
               <w:rPr>
